--- a/courseware/LP-Claude Design for UX-UI.docx
+++ b/courseware/LP-Claude Design for UX-UI.docx
@@ -375,12 +375,13 @@
             <w:tcW w:type="dxa" w:w="2498"/>
           </w:tcPr>
           <w:p>
-            <w:r/>
+            <w:r>
+              <w:t>Rebuilt for Claude Design; aligned to 139-slide deck, eight labs with lab and practice time throughout.</w:t>
+            </w:r>
             <w:r>
               <w:rPr>
                 <w:sz w:val="19"/>
               </w:rPr>
-              <w:t>Rebuilt for Claude Design; aligned to 150-slide deck, eight labs and preserved WA/PP timings.</w:t>
             </w:r>
           </w:p>
         </w:tc>
@@ -950,7 +951,7 @@
               <w:jc w:val="center"/>
             </w:pPr>
             <w:r>
-              <w:t>11–45</w:t>
+              <w:t>10–44</w:t>
             </w:r>
             <w:r>
               <w:rPr>
@@ -1075,7 +1076,7 @@
               <w:jc w:val="center"/>
             </w:pPr>
             <w:r>
-              <w:t>38–43</w:t>
+              <w:t>37–42</w:t>
             </w:r>
             <w:r>
               <w:rPr>
@@ -1200,7 +1201,7 @@
               <w:jc w:val="center"/>
             </w:pPr>
             <w:r>
-              <w:t>46–78</w:t>
+              <w:t>45–77</w:t>
             </w:r>
             <w:r>
               <w:rPr>
@@ -1320,7 +1321,7 @@
               <w:jc w:val="center"/>
             </w:pPr>
             <w:r>
-              <w:t>71–76</w:t>
+              <w:t>70–75</w:t>
             </w:r>
             <w:r>
               <w:rPr>
@@ -1565,7 +1566,7 @@
               <w:jc w:val="center"/>
             </w:pPr>
             <w:r>
-              <w:t>85–117</w:t>
+              <w:t>78–110</w:t>
             </w:r>
             <w:r>
               <w:rPr>
@@ -1690,7 +1691,7 @@
               <w:jc w:val="center"/>
             </w:pPr>
             <w:r>
-              <w:t>110–115</w:t>
+              <w:t>103–108</w:t>
             </w:r>
             <w:r>
               <w:rPr>
@@ -1810,7 +1811,7 @@
               <w:jc w:val="center"/>
             </w:pPr>
             <w:r>
-              <w:t>118–142</w:t>
+              <w:t>111–135</w:t>
             </w:r>
             <w:r>
               <w:rPr>
@@ -1935,7 +1936,7 @@
               <w:jc w:val="center"/>
             </w:pPr>
             <w:r>
-              <w:t>135–137</w:t>
+              <w:t>128–130</w:t>
             </w:r>
             <w:r>
               <w:rPr>
@@ -2055,7 +2056,7 @@
               <w:jc w:val="center"/>
             </w:pPr>
             <w:r>
-              <w:t>138–140</w:t>
+              <w:t>131–133</w:t>
             </w:r>
             <w:r>
               <w:rPr>
@@ -2216,7 +2217,7 @@
         <w:pStyle w:val="Heading2"/>
       </w:pPr>
       <w:r>
-        <w:t>Module 1 — Requirements and Principle-Led UI Design · Slides 11–45</w:t>
+        <w:t>Module 1 — Requirements and Principle-Led UI Design · Slides 10–44</w:t>
       </w:r>
     </w:p>
     <w:p>
@@ -2246,11 +2247,9 @@
                 <w:b/>
                 <w:color w:val="724CD6"/>
               </w:rPr>
-              <w:t xml:space="preserve">Alignment: </w:t>
+              <w:t>Alignment: LO1</w:t>
             </w:r>
-            <w:r>
-              <w:t>LO1 · K1 · K3 · A1 · A2</w:t>
-            </w:r>
+            <w:r/>
           </w:p>
         </w:tc>
       </w:tr>
@@ -2364,12 +2363,12 @@
         <w:pStyle w:val="Heading3"/>
       </w:pPr>
       <w:r>
-        <w:t>Lab 1 — Research Brief and Requirements · Slides 38–40</w:t>
+        <w:t>Lab 1 — Research Brief and Requirements · Slides 37–39</w:t>
       </w:r>
     </w:p>
     <w:p>
       <w:r>
-        <w:t>Purpose: A neighbourhood wellness service needs a mobile experience for daily support and appointment booking. Output: research-backed product brief, required-function list and measurable success criteria. Duration: 45 minutes. Evidence: Names a primary user and job, Separates evidence from assumptions, Lists essential functions, Defines observable success.</w:t>
+        <w:t>Purpose: A neighbourhood wellness service needs a mobile experience for daily support and appointment booking. Output: research-backed product brief, required-function list and measurable success criteria. Duration: 25 minutes. Evidence: Names a primary user and job, Separates evidence from assumptions, Lists essential functions, Defines observable success.</w:t>
       </w:r>
     </w:p>
     <w:p>
@@ -2377,12 +2376,12 @@
         <w:pStyle w:val="Heading3"/>
       </w:pPr>
       <w:r>
-        <w:t>Lab 2 — Information Flow and Principle Audit · Slides 41–43</w:t>
+        <w:t>Lab 2 — Information Flow and Principle Audit · Slides 40–42</w:t>
       </w:r>
     </w:p>
     <w:p>
       <w:r>
-        <w:t>Purpose: Map the wellness appointment task and inspect a flawed flow against clarity, hierarchy, consistency, accessibility and feedback. Output: complete user flow with exception states and a prioritised UI audit. Duration: 60 minutes. Evidence: Flow includes success and recovery, Every issue names a principle, Severity connects to task impact, Recommendations are testable.</w:t>
+        <w:t>Purpose: Map the wellness appointment task and inspect a flawed flow against clarity, hierarchy, consistency, accessibility and feedback. Output: complete user flow with exception states and a prioritised UI audit. Duration: 25 minutes. Evidence: Flow includes success and recovery, Every issue names a principle, Severity connects to task impact, Recommendations are testable.</w:t>
       </w:r>
     </w:p>
     <w:p>
@@ -2390,7 +2389,7 @@
         <w:pStyle w:val="Heading2"/>
       </w:pPr>
       <w:r>
-        <w:t>Module 2 — Claude Design Workflow and Design Systems · Slides 46–78</w:t>
+        <w:t>Module 2 — Claude Design Workflow and Design Systems · Slides 45–77</w:t>
       </w:r>
     </w:p>
     <w:p>
@@ -2420,11 +2419,9 @@
                 <w:b/>
                 <w:color w:val="724CD6"/>
               </w:rPr>
-              <w:t xml:space="preserve">Alignment: </w:t>
+              <w:t>Alignment: LO2</w:t>
             </w:r>
-            <w:r>
-              <w:t>LO2 · K2 · K3 · A3</w:t>
-            </w:r>
+            <w:r/>
           </w:p>
         </w:tc>
       </w:tr>
@@ -2530,12 +2527,12 @@
         <w:pStyle w:val="Heading3"/>
       </w:pPr>
       <w:r>
-        <w:t>Lab 3 — Claude Design Project and Design System · Slides 71–73</w:t>
+        <w:t>Lab 3 — Claude Design Project and Design System · Slides 70–72</w:t>
       </w:r>
     </w:p>
     <w:p>
       <w:r>
-        <w:t>Purpose: Create a Claude Design project and provide a compact design-system contract for the wellness product. Output: project context pack with tokens, component rules and explicit design direction. Duration: 45 minutes. Evidence: Uses named tokens, Defines component variants, Includes accessibility rules, Test screen matches the system.</w:t>
+        <w:t>Purpose: Create a Claude Design project and provide a compact design-system contract for the wellness product. Output: project context pack with tokens, component rules and explicit design direction. Duration: 25 minutes. Evidence: Uses named tokens, Defines component variants, Includes accessibility rules, Test screen matches the system.</w:t>
       </w:r>
     </w:p>
     <w:p>
@@ -2543,12 +2540,12 @@
         <w:pStyle w:val="Heading3"/>
       </w:pPr>
       <w:r>
-        <w:t>Lab 4 — Prompted Wireframes and Variants · Slides 74–76</w:t>
+        <w:t>Lab 4 — Prompted Wireframes and Variants · Slides 73–75</w:t>
       </w:r>
     </w:p>
     <w:p>
       <w:r>
-        <w:t>Purpose: Generate a four-screen wellness booking flow, then compare two structurally different directions. Output: low-fidelity responsive wireframes and a documented variant decision. Duration: 45 minutes. Evidence: All required screens appear, Real content replaces lorem ipsum, Variants differ structurally, Selection cites criteria.</w:t>
+        <w:t>Purpose: Generate a four-screen wellness booking flow, then compare two structurally different directions. Output: low-fidelity responsive wireframes and a documented variant decision. Duration: 25 minutes. Evidence: All required screens appear, Real content replaces lorem ipsum, Variants differ structurally, Selection cites criteria.</w:t>
       </w:r>
     </w:p>
     <w:p>
@@ -2556,7 +2553,7 @@
         <w:pStyle w:val="Heading2"/>
       </w:pPr>
       <w:r>
-        <w:t>Module 3 — Components, Prototypes and Evidence-Based Evaluation · Slides 85–117</w:t>
+        <w:t>Module 3 — Components, Prototypes and Evidence-Based Evaluation · Slides 78–110</w:t>
       </w:r>
     </w:p>
     <w:p>
@@ -2586,11 +2583,9 @@
                 <w:b/>
                 <w:color w:val="724CD6"/>
               </w:rPr>
-              <w:t xml:space="preserve">Alignment: </w:t>
+              <w:t>Alignment: LO2 · LO3</w:t>
             </w:r>
-            <w:r>
-              <w:t>LO2 · LO3 · K2 · A3 · A4 · A5</w:t>
-            </w:r>
+            <w:r/>
           </w:p>
         </w:tc>
       </w:tr>
@@ -2696,12 +2691,12 @@
         <w:pStyle w:val="Heading3"/>
       </w:pPr>
       <w:r>
-        <w:t>Lab 5 — Reusable Components and States · Slides 110–112</w:t>
+        <w:t>Lab 5 — Reusable Components and States · Slides 103–105</w:t>
       </w:r>
     </w:p>
     <w:p>
       <w:r>
-        <w:t>Purpose: Turn the selected wireframe into a component system with accessible buttons, fields, cards and navigation. Output: component sheet and coded reference with default, focus, loading, disabled and error states. Duration: 45 minutes. Evidence: Components use tokens, Focus is visible, Loading/error states are distinct, Reuse does not create drift.</w:t>
+        <w:t>Purpose: Turn the selected wireframe into a component system with accessible buttons, fields, cards and navigation. Output: component sheet and coded reference with default, focus, loading, disabled and error states. Duration: 25 minutes. Evidence: Components use tokens, Focus is visible, Loading/error states are distinct, Reuse does not create drift.</w:t>
       </w:r>
     </w:p>
     <w:p>
@@ -2709,12 +2704,12 @@
         <w:pStyle w:val="Heading3"/>
       </w:pPr>
       <w:r>
-        <w:t>Lab 6 — Interactive Responsive Prototype · Slides 113–115</w:t>
+        <w:t>Lab 6 — Interactive Responsive Prototype · Slides 106–108</w:t>
       </w:r>
     </w:p>
     <w:p>
       <w:r>
-        <w:t>Purpose: Build and connect the high-fidelity wellness flow across desktop and mobile widths. Output: interactive prototype covering booking success, conflict and recovery. Duration: 45 minutes. Evidence: Primary task is complete, Conflict state preserves progress, Mobile layout adapts, All actions provide feedback.</w:t>
+        <w:t>Purpose: Build and connect the high-fidelity wellness flow across desktop and mobile widths. Output: interactive prototype covering booking success, conflict and recovery. Duration: 25 minutes. Evidence: Primary task is complete, Conflict state preserves progress, Mobile layout adapts, All actions provide feedback.</w:t>
       </w:r>
     </w:p>
     <w:p>
@@ -2722,7 +2717,7 @@
         <w:pStyle w:val="Heading2"/>
       </w:pPr>
       <w:r>
-        <w:t>Module 4 — Documentation, Collaboration and Handoff · Slides 118–142</w:t>
+        <w:t>Module 4 — Documentation, Collaboration and Handoff · Slides 111–135</w:t>
       </w:r>
     </w:p>
     <w:p>
@@ -2752,11 +2747,9 @@
                 <w:b/>
                 <w:color w:val="724CD6"/>
               </w:rPr>
-              <w:t xml:space="preserve">Alignment: </w:t>
+              <w:t>Alignment: LO4</w:t>
             </w:r>
-            <w:r>
-              <w:t>LO4 · A6 · A7</w:t>
-            </w:r>
+            <w:r/>
           </w:p>
         </w:tc>
       </w:tr>
@@ -2830,12 +2823,12 @@
         <w:pStyle w:val="Heading3"/>
       </w:pPr>
       <w:r>
-        <w:t>Lab 7 — Usability and Accessibility Evaluation · Slides 135–137</w:t>
+        <w:t>Lab 7 — Usability and Accessibility Evaluation · Slides 128–130</w:t>
       </w:r>
     </w:p>
     <w:p>
       <w:r>
-        <w:t>Purpose: Evaluate the prototype with a realistic task, heuristic review and accessibility checks, then perform one evidence-led iteration. Output: test record, prioritised findings and before/after design checkpoint. Duration: 45 minutes. Evidence: Metrics defined before testing, Findings cite evidence, Accessibility covers states, Retest uses the same task.</w:t>
+        <w:t>Purpose: Evaluate the prototype with a realistic task, heuristic review and accessibility checks, then perform one evidence-led iteration. Output: test record, prioritised findings and before/after design checkpoint. Duration: 25 minutes. Evidence: Metrics defined before testing, Findings cite evidence, Accessibility covers states, Retest uses the same task.</w:t>
       </w:r>
     </w:p>
     <w:p>
@@ -2843,12 +2836,12 @@
         <w:pStyle w:val="Heading3"/>
       </w:pPr>
       <w:r>
-        <w:t>Lab 8 — Documentation, Export and Handoff · Slides 138–140</w:t>
+        <w:t>Lab 8 — Documentation, Export and Handoff · Slides 131–133</w:t>
       </w:r>
     </w:p>
     <w:p>
       <w:r>
-        <w:t>Purpose: Prepare the final prototype for stakeholder review, developer handoff and end-user guidance. Output: versioned export bundle, decision log, handoff brief and task-based user guide. Duration: 30 minutes. Evidence: Change log explains rationale, Export matches downstream need, Guide supports a real task, Handoff includes states and acceptance.</w:t>
+        <w:t>Purpose: Prepare the final prototype for stakeholder review, developer handoff and end-user guidance. Output: versioned export bundle, decision log, handoff brief and task-based user guide. Duration: 25 minutes. Evidence: Change log explains rationale, Export matches downstream need, Guide supports a real task, Handoff includes states and acceptance.</w:t>
       </w:r>
     </w:p>
     <w:p>
